--- a/public/vaazlar/aileyi-ayakta-tutan-degerler.docx
+++ b/public/vaazlar/aileyi-ayakta-tutan-degerler.docx
@@ -16,7 +16,7 @@
           <w:szCs w:val="16"/>
           <w:lang w:val="tr-TR" w:bidi="ar-SA"/>
         </w:rPr>
-        <w:t xml:space="preserve">CUMA HUTBESİ  ·  AİLE HAYATI</w:t>
+        <w:t xml:space="preserve">VAAZ  ·  AİLE HAYATI</w:t>
       </w:r>
     </w:p>
     <w:p>
